--- a/護腎知識全集.docx
+++ b/護腎知識全集.docx
@@ -4150,7 +4150,7 @@
           <w:color w:val="8A7268"/>
           <w:sz w:val="19"/>
         </w:rPr>
-        <w:t>內容出處：護腎教室 KidneyGod.Studio（https://shockdroger.github.io/kidneygod/）之遊戲內知識商品，全數為原創撰寫。</w:t>
+        <w:t>內容出處：護腎教室 KidneyGod.Studio（https://kidneygod-studio.github.io/kidneygod/）之遊戲內知識商品，全數為原創撰寫。</w:t>
       </w:r>
     </w:p>
     <w:sectPr>

--- a/護腎知識全集.docx
+++ b/護腎知識全集.docx
@@ -4150,7 +4150,7 @@
           <w:color w:val="8A7268"/>
           <w:sz w:val="19"/>
         </w:rPr>
-        <w:t>內容出處：護腎教室 KidneyGod.Studio（https://kidneygod-studio.github.io/kidneygod/）之遊戲內知識商品，全數為原創撰寫。</w:t>
+        <w:t>內容出處：護腎教室 KidneyGod.Studio（https://kidneygod-studio.github.io/）之遊戲內知識商品，全數為原創撰寫。</w:t>
       </w:r>
     </w:p>
     <w:sectPr>
